--- a/pr-preview/pr-211/chapters/summary-tracked-changes.docx
+++ b/pr-preview/pr-211/chapters/summary-tracked-changes.docx
@@ -16,7 +16,7 @@
       </w:pPr>
       <w:del w:id="1" w:author="PR Preview" w:date="2026-01-01T00:00:00Z">
         <w:r>
-          <w:delText xml:space="preserve">Last modified: 2026-10-15 18:53:39 (PDT)</w:delText>
+          <w:delText xml:space="preserve">Last modified: 2026-10-15 22:06:09 (PDT)</w:delText>
         </w:r>
       </w:del>
     </w:p>
@@ -26,7 +26,7 @@
       </w:pPr>
       <w:ins w:id="2" w:author="PR Preview" w:date="2026-01-01T00:00:00Z">
         <w:r>
-          <w:t xml:space="preserve">Last modified: 2026-10-15 19:42:37 (PDT)</w:t>
+          <w:t xml:space="preserve">Last modified: 2026-10-15 22:06:06 (PDT)</w:t>
         </w:r>
       </w:ins>
     </w:p>
@@ -1788,24 +1788,331 @@
       </w:r>
     </w:p>
     <w:bookmarkEnd w:id="75"/>
-    <w:bookmarkStart w:id="79" w:name="thinking"/>
+    <w:bookmarkStart w:id="90" w:name="teaching-materials"/>
     <w:p>
       <w:pPr>
         <w:pStyle w:val="Heading2"/>
       </w:pPr>
-      <w:del w:id="3" w:author="PR Preview" w:date="2026-01-01T00:00:00Z">
-        <w:r>
-          <w:delText xml:space="preserve">7 Teaching materials</w:delText>
-        </w:r>
-      </w:del>
-    </w:p>
+      <w:r>
+        <w:t xml:space="preserve">7 Teaching materials</w:t>
+      </w:r>
+    </w:p>
+    <w:p>
+      <w:pPr>
+        <w:pStyle w:val="Compact"/>
+        <w:numPr>
+          <w:ilvl w:val="0"/>
+          <w:numId w:val="1007"/>
+        </w:numPr>
+      </w:pPr>
+      <w:hyperlink r:id="rId76">
+        <w:r>
+          <w:rPr>
+            <w:rStyle w:val="Hyperlink"/>
+          </w:rPr>
+          <w:t xml:space="preserve">Build the lecture from exercises and solutions</w:t>
+        </w:r>
+      </w:hyperlink>
+      <w:r>
+        <w:t xml:space="preserve">.</w:t>
+      </w:r>
+    </w:p>
+    <w:p>
+      <w:pPr>
+        <w:pStyle w:val="Compact"/>
+        <w:numPr>
+          <w:ilvl w:val="0"/>
+          <w:numId w:val="1007"/>
+        </w:numPr>
+      </w:pPr>
+      <w:hyperlink r:id="rId77">
+        <w:r>
+          <w:rPr>
+            <w:rStyle w:val="Hyperlink"/>
+          </w:rPr>
+          <w:t xml:space="preserve">Ask the question before giving the definition</w:t>
+        </w:r>
+      </w:hyperlink>
+      <w:r>
+        <w:t xml:space="preserve">.</w:t>
+      </w:r>
+    </w:p>
+    <w:p>
+      <w:pPr>
+        <w:pStyle w:val="Compact"/>
+        <w:numPr>
+          <w:ilvl w:val="0"/>
+          <w:numId w:val="1007"/>
+        </w:numPr>
+      </w:pPr>
+      <w:hyperlink r:id="rId78">
+        <w:r>
+          <w:rPr>
+            <w:rStyle w:val="Hyperlink"/>
+          </w:rPr>
+          <w:t xml:space="preserve">Present a derivation</w:t>
+        </w:r>
+      </w:hyperlink>
+      <w:r>
+        <w:t xml:space="preserve"> </w:t>
+      </w:r>
+      <w:r>
+        <w:t xml:space="preserve">as an exercise and solution, then the theorem and its proof.</w:t>
+      </w:r>
+    </w:p>
+    <w:p>
+      <w:pPr>
+        <w:pStyle w:val="Compact"/>
+        <w:numPr>
+          <w:ilvl w:val="0"/>
+          <w:numId w:val="1007"/>
+        </w:numPr>
+      </w:pPr>
+      <w:hyperlink r:id="rId79">
+        <w:r>
+          <w:rPr>
+            <w:rStyle w:val="Hyperlink"/>
+          </w:rPr>
+          <w:t xml:space="preserve">Give each defined term its own div</w:t>
+        </w:r>
+      </w:hyperlink>
+      <w:r>
+        <w:t xml:space="preserve">.</w:t>
+      </w:r>
+    </w:p>
+    <w:p>
+      <w:pPr>
+        <w:pStyle w:val="Compact"/>
+        <w:numPr>
+          <w:ilvl w:val="0"/>
+          <w:numId w:val="1007"/>
+        </w:numPr>
+      </w:pPr>
+      <w:hyperlink r:id="rId80">
+        <w:r>
+          <w:rPr>
+            <w:rStyle w:val="Hyperlink"/>
+          </w:rPr>
+          <w:t xml:space="preserve">State the notation and its alternatives</w:t>
+        </w:r>
+      </w:hyperlink>
+      <w:r>
+        <w:t xml:space="preserve">.</w:t>
+      </w:r>
+    </w:p>
+    <w:p>
+      <w:pPr>
+        <w:pStyle w:val="Compact"/>
+        <w:numPr>
+          <w:ilvl w:val="0"/>
+          <w:numId w:val="1007"/>
+        </w:numPr>
+      </w:pPr>
+      <w:hyperlink r:id="rId81">
+        <w:r>
+          <w:rPr>
+            <w:rStyle w:val="Hyperlink"/>
+          </w:rPr>
+          <w:t xml:space="preserve">Lead with the simplest correct form of a definition</w:t>
+        </w:r>
+      </w:hyperlink>
+      <w:r>
+        <w:t xml:space="preserve">.</w:t>
+      </w:r>
+    </w:p>
+    <w:p>
+      <w:pPr>
+        <w:pStyle w:val="Compact"/>
+        <w:numPr>
+          <w:ilvl w:val="0"/>
+          <w:numId w:val="1007"/>
+        </w:numPr>
+      </w:pPr>
+      <w:hyperlink r:id="rId82">
+        <w:r>
+          <w:rPr>
+            <w:rStyle w:val="Hyperlink"/>
+          </w:rPr>
+          <w:t xml:space="preserve">Reuse one written version of each result</w:t>
+        </w:r>
+      </w:hyperlink>
+      <w:r>
+        <w:t xml:space="preserve">.</w:t>
+      </w:r>
+    </w:p>
+    <w:p>
+      <w:pPr>
+        <w:pStyle w:val="Compact"/>
+        <w:numPr>
+          <w:ilvl w:val="0"/>
+          <w:numId w:val="1007"/>
+        </w:numPr>
+      </w:pPr>
+      <w:hyperlink r:id="rId83">
+        <w:r>
+          <w:rPr>
+            <w:rStyle w:val="Hyperlink"/>
+          </w:rPr>
+          <w:t xml:space="preserve">Use real data and compute every number</w:t>
+        </w:r>
+      </w:hyperlink>
+      <w:r>
+        <w:t xml:space="preserve">.</w:t>
+      </w:r>
+    </w:p>
+    <w:p>
+      <w:pPr>
+        <w:pStyle w:val="Compact"/>
+        <w:numPr>
+          <w:ilvl w:val="0"/>
+          <w:numId w:val="1007"/>
+        </w:numPr>
+      </w:pPr>
+      <w:hyperlink r:id="rId84">
+        <w:r>
+          <w:rPr>
+            <w:rStyle w:val="Hyperlink"/>
+          </w:rPr>
+          <w:t xml:space="preserve">Show each idea applied and in a figure</w:t>
+        </w:r>
+      </w:hyperlink>
+      <w:r>
+        <w:t xml:space="preserve">.</w:t>
+      </w:r>
+    </w:p>
+    <w:p>
+      <w:pPr>
+        <w:pStyle w:val="Compact"/>
+        <w:numPr>
+          <w:ilvl w:val="0"/>
+          <w:numId w:val="1007"/>
+        </w:numPr>
+      </w:pPr>
+      <w:hyperlink r:id="rId85">
+        <w:r>
+          <w:rPr>
+            <w:rStyle w:val="Hyperlink"/>
+          </w:rPr>
+          <w:t xml:space="preserve">Write labs in both R and Python</w:t>
+        </w:r>
+      </w:hyperlink>
+      <w:r>
+        <w:t xml:space="preserve"> </w:t>
+      </w:r>
+      <w:r>
+        <w:t xml:space="preserve">that run on any computer.</w:t>
+      </w:r>
+    </w:p>
+    <w:p>
+      <w:pPr>
+        <w:pStyle w:val="Compact"/>
+        <w:numPr>
+          <w:ilvl w:val="0"/>
+          <w:numId w:val="1007"/>
+        </w:numPr>
+      </w:pPr>
+      <w:hyperlink r:id="rId86">
+        <w:r>
+          <w:rPr>
+            <w:rStyle w:val="Hyperlink"/>
+          </w:rPr>
+          <w:t xml:space="preserve">Make figures accessible</w:t>
+        </w:r>
+      </w:hyperlink>
+      <w:r>
+        <w:t xml:space="preserve">.</w:t>
+      </w:r>
+    </w:p>
+    <w:p>
+      <w:pPr>
+        <w:pStyle w:val="Compact"/>
+        <w:numPr>
+          <w:ilvl w:val="0"/>
+          <w:numId w:val="1007"/>
+        </w:numPr>
+      </w:pPr>
+      <w:hyperlink r:id="rId87">
+        <w:r>
+          <w:rPr>
+            <w:rStyle w:val="Hyperlink"/>
+          </w:rPr>
+          <w:t xml:space="preserve">Structure slides for the reader</w:t>
+        </w:r>
+      </w:hyperlink>
+      <w:r>
+        <w:t xml:space="preserve">.</w:t>
+      </w:r>
+    </w:p>
+    <w:p>
+      <w:pPr>
+        <w:pStyle w:val="Compact"/>
+        <w:numPr>
+          <w:ilvl w:val="0"/>
+          <w:numId w:val="1007"/>
+        </w:numPr>
+      </w:pPr>
+      <w:hyperlink r:id="rId88">
+        <w:r>
+          <w:rPr>
+            <w:rStyle w:val="Hyperlink"/>
+          </w:rPr>
+          <w:t xml:space="preserve">Credit another course’s material</w:t>
+        </w:r>
+      </w:hyperlink>
+      <w:r>
+        <w:t xml:space="preserve"> </w:t>
+      </w:r>
+      <w:r>
+        <w:t xml:space="preserve">in a collapsed</w:t>
+      </w:r>
+      <w:r>
+        <w:t xml:space="preserve"> </w:t>
+      </w:r>
+      <w:r>
+        <w:t xml:space="preserve">“Source”</w:t>
+      </w:r>
+      <w:r>
+        <w:t xml:space="preserve"> </w:t>
+      </w:r>
+      <w:r>
+        <w:t xml:space="preserve">callout, not in running prose.</w:t>
+      </w:r>
+    </w:p>
+    <w:p>
+      <w:pPr>
+        <w:pStyle w:val="Compact"/>
+        <w:numPr>
+          <w:ilvl w:val="0"/>
+          <w:numId w:val="1007"/>
+        </w:numPr>
+      </w:pPr>
+      <w:hyperlink r:id="rId89">
+        <w:r>
+          <w:rPr>
+            <w:rStyle w:val="Hyperlink"/>
+          </w:rPr>
+          <w:t xml:space="preserve">Skip the credit for material from your own repositories</w:t>
+        </w:r>
+      </w:hyperlink>
+      <w:r>
+        <w:t xml:space="preserve">,</w:t>
+      </w:r>
+      <w:r>
+        <w:t xml:space="preserve"> </w:t>
+      </w:r>
+      <w:r>
+        <w:t xml:space="preserve">but keep what those repositories credit.</w:t>
+      </w:r>
+    </w:p>
+    <w:bookmarkEnd w:id="90"/>
+    <w:bookmarkStart w:id="94" w:name="thinking"/>
     <w:p>
       <w:pPr>
         <w:pStyle w:val="Heading2"/>
       </w:pPr>
-      <w:ins w:id="4" w:author="PR Preview" w:date="2026-01-01T00:00:00Z">
-        <w:r>
-          <w:t xml:space="preserve">7 Thinking</w:t>
+      <w:ins w:id="3" w:author="PR Preview" w:date="2026-01-01T00:00:00Z">
+        <w:r>
+          <w:t xml:space="preserve">8 Thinking</w:t>
         </w:r>
       </w:ins>
     </w:p>
@@ -1814,11 +2121,11 @@
         <w:pStyle w:val="Compact"/>
         <w:numPr>
           <w:ilvl w:val="0"/>
-          <w:numId w:val="1007"/>
-        </w:numPr>
-      </w:pPr>
-      <w:hyperlink r:id="rId76">
-        <w:ins w:id="5" w:author="PR Preview" w:date="2026-01-01T00:00:00Z">
+          <w:numId w:val="1008"/>
+        </w:numPr>
+      </w:pPr>
+      <w:hyperlink r:id="rId91">
+        <w:ins w:id="4" w:author="PR Preview" w:date="2026-01-01T00:00:00Z">
           <w:r>
             <w:rPr>
               <w:rStyle w:val="Hyperlink"/>
@@ -1827,7 +2134,7 @@
           </w:r>
         </w:ins>
       </w:hyperlink>
-      <w:ins w:id="6" w:author="PR Preview" w:date="2026-01-01T00:00:00Z">
+      <w:ins w:id="5" w:author="PR Preview" w:date="2026-01-01T00:00:00Z">
         <w:r>
           <w:t xml:space="preserve">.</w:t>
         </w:r>
@@ -1838,20 +2145,20 @@
         <w:pStyle w:val="Compact"/>
         <w:numPr>
           <w:ilvl w:val="0"/>
-          <w:numId w:val="1007"/>
-        </w:numPr>
-      </w:pPr>
-      <w:hyperlink r:id="rId77">
-        <w:ins w:id="7" w:author="PR Preview" w:date="2026-01-01T00:00:00Z">
+          <w:numId w:val="1008"/>
+        </w:numPr>
+      </w:pPr>
+      <w:hyperlink r:id="rId92">
+        <w:ins w:id="6" w:author="PR Preview" w:date="2026-01-01T00:00:00Z">
           <w:r>
             <w:rPr>
               <w:rStyle w:val="Hyperlink"/>
             </w:rPr>
-            <w:t xml:space="preserve">Send a written question that states the goal, what you did, what you expected and what happened, and what you tried</w:t>
+            <w:t xml:space="preserve">Send a written question, with the context needed to answer it</w:t>
           </w:r>
         </w:ins>
       </w:hyperlink>
-      <w:ins w:id="8" w:author="PR Preview" w:date="2026-01-01T00:00:00Z">
+      <w:ins w:id="7" w:author="PR Preview" w:date="2026-01-01T00:00:00Z">
         <w:r>
           <w:t xml:space="preserve">.</w:t>
         </w:r>
@@ -1862,343 +2169,24 @@
         <w:pStyle w:val="Compact"/>
         <w:numPr>
           <w:ilvl w:val="0"/>
-          <w:numId w:val="1007"/>
-        </w:numPr>
-      </w:pPr>
-      <w:hyperlink r:id="rId78">
-        <w:ins w:id="9" w:author="PR Preview" w:date="2026-01-01T00:00:00Z">
+          <w:numId w:val="1008"/>
+        </w:numPr>
+      </w:pPr>
+      <w:hyperlink r:id="rId93">
+        <w:ins w:id="8" w:author="PR Preview" w:date="2026-01-01T00:00:00Z">
           <w:r>
             <w:rPr>
               <w:rStyle w:val="Hyperlink"/>
             </w:rPr>
-            <w:t xml:space="preserve">Draft the aims, methods, and expected results before you run the analysis</w:t>
+            <w:t xml:space="preserve">Draft the plan before you run the analysis</w:t>
           </w:r>
         </w:ins>
       </w:hyperlink>
-      <w:ins w:id="10" w:author="PR Preview" w:date="2026-01-01T00:00:00Z">
+      <w:ins w:id="9" w:author="PR Preview" w:date="2026-01-01T00:00:00Z">
         <w:r>
           <w:t xml:space="preserve">.</w:t>
         </w:r>
       </w:ins>
-    </w:p>
-    <w:bookmarkEnd w:id="79"/>
-    <w:bookmarkStart w:id="94" w:name="teaching-materials"/>
-    <w:p>
-      <w:pPr>
-        <w:pStyle w:val="Heading2"/>
-      </w:pPr>
-      <w:ins w:id="11" w:author="PR Preview" w:date="2026-01-01T00:00:00Z">
-        <w:r>
-          <w:t xml:space="preserve">8 Teaching materials</w:t>
-        </w:r>
-      </w:ins>
-    </w:p>
-    <w:p>
-      <w:pPr>
-        <w:pStyle w:val="Compact"/>
-        <w:numPr>
-          <w:ilvl w:val="0"/>
-          <w:numId w:val="1008"/>
-        </w:numPr>
-      </w:pPr>
-      <w:hyperlink r:id="rId80">
-        <w:r>
-          <w:rPr>
-            <w:rStyle w:val="Hyperlink"/>
-          </w:rPr>
-          <w:t xml:space="preserve">Build the lecture from exercises and solutions</w:t>
-        </w:r>
-      </w:hyperlink>
-      <w:r>
-        <w:t xml:space="preserve">.</w:t>
-      </w:r>
-    </w:p>
-    <w:p>
-      <w:pPr>
-        <w:pStyle w:val="Compact"/>
-        <w:numPr>
-          <w:ilvl w:val="0"/>
-          <w:numId w:val="1008"/>
-        </w:numPr>
-      </w:pPr>
-      <w:hyperlink r:id="rId81">
-        <w:r>
-          <w:rPr>
-            <w:rStyle w:val="Hyperlink"/>
-          </w:rPr>
-          <w:t xml:space="preserve">Ask the question before giving the definition</w:t>
-        </w:r>
-      </w:hyperlink>
-      <w:r>
-        <w:t xml:space="preserve">.</w:t>
-      </w:r>
-    </w:p>
-    <w:p>
-      <w:pPr>
-        <w:pStyle w:val="Compact"/>
-        <w:numPr>
-          <w:ilvl w:val="0"/>
-          <w:numId w:val="1008"/>
-        </w:numPr>
-      </w:pPr>
-      <w:hyperlink r:id="rId82">
-        <w:r>
-          <w:rPr>
-            <w:rStyle w:val="Hyperlink"/>
-          </w:rPr>
-          <w:t xml:space="preserve">Present a derivation</w:t>
-        </w:r>
-      </w:hyperlink>
-      <w:r>
-        <w:t xml:space="preserve"> </w:t>
-      </w:r>
-      <w:r>
-        <w:t xml:space="preserve">as an exercise and solution, then the theorem and its proof.</w:t>
-      </w:r>
-    </w:p>
-    <w:p>
-      <w:pPr>
-        <w:pStyle w:val="Compact"/>
-        <w:numPr>
-          <w:ilvl w:val="0"/>
-          <w:numId w:val="1008"/>
-        </w:numPr>
-      </w:pPr>
-      <w:hyperlink r:id="rId83">
-        <w:r>
-          <w:rPr>
-            <w:rStyle w:val="Hyperlink"/>
-          </w:rPr>
-          <w:t xml:space="preserve">Give each defined term its own div</w:t>
-        </w:r>
-      </w:hyperlink>
-      <w:r>
-        <w:t xml:space="preserve">.</w:t>
-      </w:r>
-    </w:p>
-    <w:p>
-      <w:pPr>
-        <w:pStyle w:val="Compact"/>
-        <w:numPr>
-          <w:ilvl w:val="0"/>
-          <w:numId w:val="1008"/>
-        </w:numPr>
-      </w:pPr>
-      <w:hyperlink r:id="rId84">
-        <w:r>
-          <w:rPr>
-            <w:rStyle w:val="Hyperlink"/>
-          </w:rPr>
-          <w:t xml:space="preserve">State the notation and its alternatives</w:t>
-        </w:r>
-      </w:hyperlink>
-      <w:r>
-        <w:t xml:space="preserve">.</w:t>
-      </w:r>
-    </w:p>
-    <w:p>
-      <w:pPr>
-        <w:pStyle w:val="Compact"/>
-        <w:numPr>
-          <w:ilvl w:val="0"/>
-          <w:numId w:val="1008"/>
-        </w:numPr>
-      </w:pPr>
-      <w:hyperlink r:id="rId85">
-        <w:r>
-          <w:rPr>
-            <w:rStyle w:val="Hyperlink"/>
-          </w:rPr>
-          <w:t xml:space="preserve">Lead with the simplest correct form of a definition</w:t>
-        </w:r>
-      </w:hyperlink>
-      <w:r>
-        <w:t xml:space="preserve">.</w:t>
-      </w:r>
-    </w:p>
-    <w:p>
-      <w:pPr>
-        <w:pStyle w:val="Compact"/>
-        <w:numPr>
-          <w:ilvl w:val="0"/>
-          <w:numId w:val="1008"/>
-        </w:numPr>
-      </w:pPr>
-      <w:hyperlink r:id="rId86">
-        <w:r>
-          <w:rPr>
-            <w:rStyle w:val="Hyperlink"/>
-          </w:rPr>
-          <w:t xml:space="preserve">Reuse one written version of each result</w:t>
-        </w:r>
-      </w:hyperlink>
-      <w:r>
-        <w:t xml:space="preserve">.</w:t>
-      </w:r>
-    </w:p>
-    <w:p>
-      <w:pPr>
-        <w:pStyle w:val="Compact"/>
-        <w:numPr>
-          <w:ilvl w:val="0"/>
-          <w:numId w:val="1008"/>
-        </w:numPr>
-      </w:pPr>
-      <w:hyperlink r:id="rId87">
-        <w:r>
-          <w:rPr>
-            <w:rStyle w:val="Hyperlink"/>
-          </w:rPr>
-          <w:t xml:space="preserve">Use real data and compute every number</w:t>
-        </w:r>
-      </w:hyperlink>
-      <w:r>
-        <w:t xml:space="preserve">.</w:t>
-      </w:r>
-    </w:p>
-    <w:p>
-      <w:pPr>
-        <w:pStyle w:val="Compact"/>
-        <w:numPr>
-          <w:ilvl w:val="0"/>
-          <w:numId w:val="1008"/>
-        </w:numPr>
-      </w:pPr>
-      <w:hyperlink r:id="rId88">
-        <w:r>
-          <w:rPr>
-            <w:rStyle w:val="Hyperlink"/>
-          </w:rPr>
-          <w:t xml:space="preserve">Show each idea applied and in a figure</w:t>
-        </w:r>
-      </w:hyperlink>
-      <w:r>
-        <w:t xml:space="preserve">.</w:t>
-      </w:r>
-    </w:p>
-    <w:p>
-      <w:pPr>
-        <w:pStyle w:val="Compact"/>
-        <w:numPr>
-          <w:ilvl w:val="0"/>
-          <w:numId w:val="1008"/>
-        </w:numPr>
-      </w:pPr>
-      <w:hyperlink r:id="rId89">
-        <w:r>
-          <w:rPr>
-            <w:rStyle w:val="Hyperlink"/>
-          </w:rPr>
-          <w:t xml:space="preserve">Write labs in both R and Python</w:t>
-        </w:r>
-      </w:hyperlink>
-      <w:r>
-        <w:t xml:space="preserve"> </w:t>
-      </w:r>
-      <w:r>
-        <w:t xml:space="preserve">that run on any computer.</w:t>
-      </w:r>
-    </w:p>
-    <w:p>
-      <w:pPr>
-        <w:pStyle w:val="Compact"/>
-        <w:numPr>
-          <w:ilvl w:val="0"/>
-          <w:numId w:val="1008"/>
-        </w:numPr>
-      </w:pPr>
-      <w:hyperlink r:id="rId90">
-        <w:r>
-          <w:rPr>
-            <w:rStyle w:val="Hyperlink"/>
-          </w:rPr>
-          <w:t xml:space="preserve">Make figures accessible</w:t>
-        </w:r>
-      </w:hyperlink>
-      <w:r>
-        <w:t xml:space="preserve">.</w:t>
-      </w:r>
-    </w:p>
-    <w:p>
-      <w:pPr>
-        <w:pStyle w:val="Compact"/>
-        <w:numPr>
-          <w:ilvl w:val="0"/>
-          <w:numId w:val="1008"/>
-        </w:numPr>
-      </w:pPr>
-      <w:hyperlink r:id="rId91">
-        <w:r>
-          <w:rPr>
-            <w:rStyle w:val="Hyperlink"/>
-          </w:rPr>
-          <w:t xml:space="preserve">Structure slides for the reader</w:t>
-        </w:r>
-      </w:hyperlink>
-      <w:r>
-        <w:t xml:space="preserve">.</w:t>
-      </w:r>
-    </w:p>
-    <w:p>
-      <w:pPr>
-        <w:pStyle w:val="Compact"/>
-        <w:numPr>
-          <w:ilvl w:val="0"/>
-          <w:numId w:val="1008"/>
-        </w:numPr>
-      </w:pPr>
-      <w:hyperlink r:id="rId92">
-        <w:r>
-          <w:rPr>
-            <w:rStyle w:val="Hyperlink"/>
-          </w:rPr>
-          <w:t xml:space="preserve">Credit another course’s material</w:t>
-        </w:r>
-      </w:hyperlink>
-      <w:r>
-        <w:t xml:space="preserve"> </w:t>
-      </w:r>
-      <w:r>
-        <w:t xml:space="preserve">in a collapsed</w:t>
-      </w:r>
-      <w:r>
-        <w:t xml:space="preserve"> </w:t>
-      </w:r>
-      <w:r>
-        <w:t xml:space="preserve">“Source”</w:t>
-      </w:r>
-      <w:r>
-        <w:t xml:space="preserve"> </w:t>
-      </w:r>
-      <w:r>
-        <w:t xml:space="preserve">callout, not in running prose.</w:t>
-      </w:r>
-    </w:p>
-    <w:p>
-      <w:pPr>
-        <w:pStyle w:val="Compact"/>
-        <w:numPr>
-          <w:ilvl w:val="0"/>
-          <w:numId w:val="1008"/>
-        </w:numPr>
-      </w:pPr>
-      <w:hyperlink r:id="rId93">
-        <w:r>
-          <w:rPr>
-            <w:rStyle w:val="Hyperlink"/>
-          </w:rPr>
-          <w:t xml:space="preserve">Skip the credit for material from your own repositories</w:t>
-        </w:r>
-      </w:hyperlink>
-      <w:r>
-        <w:t xml:space="preserve">,</w:t>
-      </w:r>
-      <w:r>
-        <w:t xml:space="preserve"> </w:t>
-      </w:r>
-      <w:r>
-        <w:t xml:space="preserve">but keep what those repositories credit.</w:t>
-      </w:r>
     </w:p>
     <w:bookmarkEnd w:id="94"/>
     <w:sectPr>

--- a/pr-preview/pr-211/chapters/summary-tracked-changes.docx
+++ b/pr-preview/pr-211/chapters/summary-tracked-changes.docx
@@ -16,7 +16,7 @@
       </w:pPr>
       <w:del w:id="1" w:author="PR Preview" w:date="2026-01-01T00:00:00Z">
         <w:r>
-          <w:delText xml:space="preserve">Last modified: 2026-10-15 22:06:09 (PDT)</w:delText>
+          <w:delText xml:space="preserve">Last modified: 2026-10-15 22:11:04 (PDT)</w:delText>
         </w:r>
       </w:del>
     </w:p>
@@ -26,7 +26,7 @@
       </w:pPr>
       <w:ins w:id="2" w:author="PR Preview" w:date="2026-01-01T00:00:00Z">
         <w:r>
-          <w:t xml:space="preserve">Last modified: 2026-10-15 22:06:06 (PDT)</w:t>
+          <w:t xml:space="preserve">Last modified: 2026-10-15 23:19:03 (PDT)</w:t>
         </w:r>
       </w:ins>
     </w:p>
@@ -2105,14 +2105,87 @@
       </w:r>
     </w:p>
     <w:bookmarkEnd w:id="90"/>
-    <w:bookmarkStart w:id="94" w:name="thinking"/>
+    <w:bookmarkStart w:id="94" w:name="software-text"/>
     <w:p>
       <w:pPr>
         <w:pStyle w:val="Heading2"/>
       </w:pPr>
+      <w:r>
+        <w:t xml:space="preserve">8 Software text</w:t>
+      </w:r>
+    </w:p>
+    <w:p>
+      <w:pPr>
+        <w:pStyle w:val="Compact"/>
+        <w:numPr>
+          <w:ilvl w:val="0"/>
+          <w:numId w:val="1008"/>
+        </w:numPr>
+      </w:pPr>
+      <w:hyperlink r:id="rId91">
+        <w:r>
+          <w:rPr>
+            <w:rStyle w:val="Hyperlink"/>
+          </w:rPr>
+          <w:t xml:space="preserve">Say what changed and why</w:t>
+        </w:r>
+      </w:hyperlink>
+      <w:r>
+        <w:t xml:space="preserve"> </w:t>
+      </w:r>
+      <w:r>
+        <w:t xml:space="preserve">in a pull request or commit message.</w:t>
+      </w:r>
+    </w:p>
+    <w:p>
+      <w:pPr>
+        <w:pStyle w:val="Compact"/>
+        <w:numPr>
+          <w:ilvl w:val="0"/>
+          <w:numId w:val="1008"/>
+        </w:numPr>
+      </w:pPr>
+      <w:hyperlink r:id="rId92">
+        <w:r>
+          <w:rPr>
+            <w:rStyle w:val="Hyperlink"/>
+          </w:rPr>
+          <w:t xml:space="preserve">Comment why, not what</w:t>
+        </w:r>
+      </w:hyperlink>
+      <w:r>
+        <w:t xml:space="preserve">.</w:t>
+      </w:r>
+    </w:p>
+    <w:p>
+      <w:pPr>
+        <w:pStyle w:val="Compact"/>
+        <w:numPr>
+          <w:ilvl w:val="0"/>
+          <w:numId w:val="1008"/>
+        </w:numPr>
+      </w:pPr>
+      <w:hyperlink r:id="rId93">
+        <w:r>
+          <w:rPr>
+            <w:rStyle w:val="Hyperlink"/>
+          </w:rPr>
+          <w:t xml:space="preserve">Write release notes by their effect on the user</w:t>
+        </w:r>
+      </w:hyperlink>
+      <w:r>
+        <w:t xml:space="preserve">.</w:t>
+      </w:r>
+    </w:p>
+    <w:bookmarkEnd w:id="94"/>
+    <w:bookmarkStart w:id="98" w:name="thinking"/>
+    <w:p>
+      <w:pPr>
+        <w:pStyle w:val="Heading2"/>
+      </w:pPr>
       <w:ins w:id="3" w:author="PR Preview" w:date="2026-01-01T00:00:00Z">
         <w:r>
-          <w:t xml:space="preserve">8 Thinking</w:t>
+          <w:t xml:space="preserve">9 Thinking</w:t>
         </w:r>
       </w:ins>
     </w:p>
@@ -2121,10 +2194,10 @@
         <w:pStyle w:val="Compact"/>
         <w:numPr>
           <w:ilvl w:val="0"/>
-          <w:numId w:val="1008"/>
-        </w:numPr>
-      </w:pPr>
-      <w:hyperlink r:id="rId91">
+          <w:numId w:val="1009"/>
+        </w:numPr>
+      </w:pPr>
+      <w:hyperlink r:id="rId95">
         <w:ins w:id="4" w:author="PR Preview" w:date="2026-01-01T00:00:00Z">
           <w:r>
             <w:rPr>
@@ -2145,16 +2218,16 @@
         <w:pStyle w:val="Compact"/>
         <w:numPr>
           <w:ilvl w:val="0"/>
-          <w:numId w:val="1008"/>
-        </w:numPr>
-      </w:pPr>
-      <w:hyperlink r:id="rId92">
+          <w:numId w:val="1009"/>
+        </w:numPr>
+      </w:pPr>
+      <w:hyperlink r:id="rId96">
         <w:ins w:id="6" w:author="PR Preview" w:date="2026-01-01T00:00:00Z">
           <w:r>
             <w:rPr>
               <w:rStyle w:val="Hyperlink"/>
             </w:rPr>
-            <w:t xml:space="preserve">Send a written question, with the context needed to answer it</w:t>
+            <w:t xml:space="preserve">Send a written question that gives the reader the context to answer it</w:t>
           </w:r>
         </w:ins>
       </w:hyperlink>
@@ -2169,10 +2242,10 @@
         <w:pStyle w:val="Compact"/>
         <w:numPr>
           <w:ilvl w:val="0"/>
-          <w:numId w:val="1008"/>
-        </w:numPr>
-      </w:pPr>
-      <w:hyperlink r:id="rId93">
+          <w:numId w:val="1009"/>
+        </w:numPr>
+      </w:pPr>
+      <w:hyperlink r:id="rId97">
         <w:ins w:id="8" w:author="PR Preview" w:date="2026-01-01T00:00:00Z">
           <w:r>
             <w:rPr>
@@ -2188,7 +2261,7 @@
         </w:r>
       </w:ins>
     </w:p>
-    <w:bookmarkEnd w:id="94"/>
+    <w:bookmarkEnd w:id="98"/>
     <w:sectPr>
       <w:footnotePr>
         <w:numRestart w:val="eachSect"/>
@@ -2427,6 +2500,9 @@
     <w:abstractNumId w:val="991"/>
   </w:num>
   <w:num w:numId="1008">
+    <w:abstractNumId w:val="991"/>
+  </w:num>
+  <w:num w:numId="1009">
     <w:abstractNumId w:val="991"/>
   </w:num>
 </w:numbering>
